--- a/res/synthetic_fascicoli/fascicoli/fascicolo_sintetico_047/sentenza.docx
+++ b/res/synthetic_fascicoli/fascicoli/fascicolo_sintetico_047/sentenza.docx
@@ -338,7 +338,7 @@
               <w:rStyle w:val="PlaceholderText"/>
               <w:lang w:val="en-US"/>
             </w:rPr>
-            <w:t>889/2025</w:t>
+            <w:t>364/2025</w:t>
           </w:r>
         </w:sdtContent>
       </w:sdt>
@@ -400,7 +400,7 @@
               <w:rStyle w:val="PlaceholderText"/>
               <w:lang w:val="en-US"/>
             </w:rPr>
-            <w:t>Elena Rossi-Silva</w:t>
+            <w:t>Patricia Oliveira Ribeiro</w:t>
           </w:r>
         </w:sdtContent>
       </w:sdt>
@@ -444,7 +444,7 @@
               <w:rStyle w:val="PlaceholderText"/>
               <w:lang w:val="en-US"/>
             </w:rPr>
-            <w:t>Davide Lombardi</w:t>
+            <w:t>Renata Rodrigues, Camila Santos</w:t>
           </w:r>
         </w:sdtContent>
       </w:sdt>
@@ -588,7 +588,7 @@
               <w:rStyle w:val="PlaceholderText"/>
               <w:lang w:val="en-US"/>
             </w:rPr>
-            <w:t>Paolo Neri, Elena Rossi</w:t>
+            <w:t/>
           </w:r>
         </w:p>
       </w:sdtContent>
@@ -624,7 +624,7 @@
               <w:rStyle w:val="PlaceholderText"/>
               <w:lang w:val="en-US"/>
             </w:rPr>
-            <w:t>con il patrocinio dell'Avv.</w:t>
+            <w:t/>
           </w:r>
         </w:p>
       </w:sdtContent>
@@ -805,7 +805,7 @@
             <w:rPr>
               <w:rStyle w:val="PlaceholderText"/>
             </w:rPr>
-            <w:t>29-01-2025</w:t>
+            <w:t>02-03-2024</w:t>
           </w:r>
         </w:sdtContent>
       </w:sdt>
@@ -866,7 +866,7 @@
               <w:rStyle w:val="PlaceholderText"/>
               <w:lang w:val="en-US"/>
             </w:rPr>
-            <w:t>1.1.1. In data 13-01-2024, Paolo Neri è intervenuto volontariamente in giudizio, in qualità di discendente dal medesimo avo.[ 1.1.1. In data 11-09-2024, Elena Rossi è intervenuto volontariamente in giudizio, in qualità di discendente dal medesimo avo.[</w:t>
+            <w:t/>
           </w:r>
         </w:p>
       </w:sdtContent>
@@ -909,7 +909,7 @@
               <w:rStyle w:val="PlaceholderText"/>
               <w:lang w:val="en-US"/>
             </w:rPr>
-            <w:t>Il Ministero dell'Interno, tramite l'Avvocatura Distrettuale dello Stato di Brescia, si è costituito in giudizio il 04-02-2024.</w:t>
+            <w:t>Il Ministero dell'Interno, tramite l'Avvocatura Distrettuale dello Stato di Brescia, si è costituito in giudizio il 12-03-2024.</w:t>
           </w:r>
         </w:sdtContent>
       </w:sdt>
@@ -1034,7 +1034,7 @@
             <w:rPr>
               <w:rStyle w:val="PlaceholderText"/>
             </w:rPr>
-            <w:t>Marco Luigi Moretti</w:t>
+            <w:t>Paulo Miguel Costa</w:t>
           </w:r>
         </w:sdtContent>
       </w:sdt>
@@ -1149,7 +1149,7 @@
               <w:rStyle w:val="PlaceholderText"/>
               <w:lang w:val="en-US"/>
             </w:rPr>
-            <w:t>03-09-1934</w:t>
+            <w:t>22-04-1959</w:t>
           </w:r>
         </w:sdtContent>
       </w:sdt>
@@ -1368,7 +1368,7 @@
               <w:rStyle w:val="PlaceholderText"/>
               <w:lang w:val="en-US"/>
             </w:rPr>
-            <w:t>Linea di discendenza ricostruita da certificati esteri e italiani allegati al fascicolo</w:t>
+            <w:t>Linea di discendenza allegata: Paulo Miguel Costa -&gt; Mateus Ribeiro -&gt; Patricia Oliveira Ribeiro</w:t>
           </w:r>
         </w:sdtContent>
       </w:sdt>
@@ -1419,7 +1419,7 @@
               <w:rStyle w:val="PlaceholderText"/>
               <w:lang w:val="en-US"/>
             </w:rPr>
-            <w:t>2.1. Il terzo intervenuto ha rivendicato di essere discendente dallo stesso avo.</w:t>
+            <w:t/>
           </w:r>
         </w:p>
       </w:sdtContent>
@@ -2941,7 +2941,7 @@
               <w:rFonts w:ascii="Garamond" w:hAnsi="Garamond"/>
               <w:bCs/>
             </w:rPr>
-            <w:t>4.1. La domanda del terzo intervenuto è inammissibile. L'art. 105 co. 1 c.p.c., infatti, consente l'intervento volontario «in un processo tra altre persone per far valere, in confronto di tutte le parti o di alcune di esse, un diritto relativo all'oggetto o dipendente dal titolo dedotto nel processo medesimo». Nel caso concreto, invece, il terzo ha chiesto di accertare un autonomo diritto allo status di cittadino, non connesso oggettivamente né dipendente da quello dei ricorrenti (cui è accomunato soltanto dall'avo).</w:t>
+            <w:t/>
           </w:r>
           <w:proofErr w:type="spellStart"/>
           <w:proofErr w:type="spellEnd"/>
@@ -3145,7 +3145,7 @@
               <w:rFonts w:ascii="Garamond" w:hAnsi="Garamond"/>
               <w:bCs/>
             </w:rPr>
-            <w:t>Questo vale anche nei confronti delle parti le cui domande sono state dichiarate inammissibili o improcedibili (viste la serialità della questione per l'Avvocatura dello Stato e la natura prettamente formale della sua costituzione).</w:t>
+            <w:t/>
           </w:r>
         </w:p>
       </w:sdtContent>
@@ -3247,7 +3247,7 @@
               <w:rStyle w:val="PlaceholderText"/>
               <w:lang w:val="en-US"/>
             </w:rPr>
-            <w:t>Elena Rossi-Silva, nato/a a Belo Horizonte il 16-06-1982</w:t>
+            <w:t>Patricia Oliveira Ribeiro, nato/a a Niteroi il 02-05-1930</w:t>
           </w:r>
         </w:p>
       </w:sdtContent>
@@ -3361,7 +3361,7 @@
               <w:rStyle w:val="PlaceholderText"/>
               <w:lang w:val="en-US"/>
             </w:rPr>
-            <w:t>dichiara inammissibile la domanda presentata da Paolo Neri, Elena Rossi;</w:t>
+            <w:t/>
           </w:r>
         </w:p>
       </w:sdtContent>
